--- a/Mine2026/ОУ_18/Б18.docx
+++ b/Mine2026/ОУ_18/Б18.docx
@@ -226,104 +226,95 @@
       <w:r>
         <w:t>).</w:t>
       </w:r>
+    </w:p>
+    <w:p>
+      <w:r>
+        <w:t>Документ «Расходная накладная» реализует следующие проводки:</w:t>
+      </w:r>
+    </w:p>
+    <w:p>
+      <w:r>
+        <w:t xml:space="preserve"> </w:t>
+      </w:r>
+    </w:p>
+    <w:p>
+      <w:pPr>
+        <w:jc w:val="center"/>
+      </w:pPr>
+      <w:proofErr w:type="spellStart"/>
+      <w:r>
+        <w:rPr>
+          <w:i/>
+          <w:iCs/>
+        </w:rPr>
+        <w:t>Дт</w:t>
+      </w:r>
+      <w:proofErr w:type="spellEnd"/>
+      <w:r>
+        <w:rPr>
+          <w:i/>
+          <w:iCs/>
+        </w:rPr>
+        <w:t xml:space="preserve"> «Прибыли и убытки» - </w:t>
+      </w:r>
+      <w:proofErr w:type="spellStart"/>
+      <w:r>
+        <w:rPr>
+          <w:i/>
+          <w:iCs/>
+        </w:rPr>
+        <w:t>Кт</w:t>
+      </w:r>
+      <w:proofErr w:type="spellEnd"/>
+      <w:r>
+        <w:rPr>
+          <w:i/>
+          <w:iCs/>
+        </w:rPr>
+        <w:t xml:space="preserve"> «Товары» на количество и сумму себестоимости;</w:t>
+      </w:r>
+    </w:p>
+    <w:p>
+      <w:proofErr w:type="spellStart"/>
+      <w:r>
+        <w:rPr>
+          <w:i/>
+          <w:iCs/>
+        </w:rPr>
+        <w:t>Дт</w:t>
+      </w:r>
+      <w:proofErr w:type="spellEnd"/>
+      <w:r>
+        <w:rPr>
+          <w:i/>
+          <w:iCs/>
+        </w:rPr>
+        <w:t xml:space="preserve"> «Покупатели» - </w:t>
+      </w:r>
+      <w:proofErr w:type="spellStart"/>
+      <w:r>
+        <w:rPr>
+          <w:i/>
+          <w:iCs/>
+        </w:rPr>
+        <w:t>Кт</w:t>
+      </w:r>
+      <w:proofErr w:type="spellEnd"/>
+      <w:r>
+        <w:rPr>
+          <w:i/>
+          <w:iCs/>
+        </w:rPr>
+        <w:t xml:space="preserve"> «Прибыли и убытки» на сумму </w:t>
+      </w:r>
       <w:bookmarkStart w:id="0" w:name="_GoBack"/>
       <w:bookmarkEnd w:id="0"/>
-    </w:p>
-    <w:p>
-      <w:r>
-        <w:t>Документ «Расходная накладная» реализует следующие проводки:</w:t>
-      </w:r>
-    </w:p>
-    <w:p>
-      <w:r>
-        <w:t xml:space="preserve"> </w:t>
-      </w:r>
-    </w:p>
-    <w:p>
-      <w:pPr>
-        <w:jc w:val="center"/>
-      </w:pPr>
-      <w:proofErr w:type="spellStart"/>
       <w:r>
         <w:rPr>
           <w:i/>
           <w:iCs/>
         </w:rPr>
-        <w:t>Дт</w:t>
-      </w:r>
-      <w:proofErr w:type="spellEnd"/>
-      <w:r>
-        <w:rPr>
-          <w:i/>
-          <w:iCs/>
-        </w:rPr>
-        <w:t xml:space="preserve"> «Прибыли и убытки» - </w:t>
-      </w:r>
-      <w:proofErr w:type="spellStart"/>
-      <w:r>
-        <w:rPr>
-          <w:i/>
-          <w:iCs/>
-        </w:rPr>
-        <w:t>Кт</w:t>
-      </w:r>
-      <w:proofErr w:type="spellEnd"/>
-      <w:r>
-        <w:rPr>
-          <w:i/>
-          <w:iCs/>
-        </w:rPr>
-        <w:t xml:space="preserve"> «Товары» на количество и сумму себестоимости;</w:t>
-      </w:r>
-    </w:p>
-    <w:p>
-      <w:proofErr w:type="spellStart"/>
-      <w:r>
-        <w:rPr>
-          <w:i/>
-          <w:iCs/>
-        </w:rPr>
-        <w:t>Дт</w:t>
-      </w:r>
-      <w:proofErr w:type="spellEnd"/>
-      <w:r>
-        <w:rPr>
-          <w:i/>
-          <w:iCs/>
-        </w:rPr>
-        <w:t xml:space="preserve"> «Покупатели» - </w:t>
-      </w:r>
-      <w:proofErr w:type="spellStart"/>
-      <w:r>
-        <w:rPr>
-          <w:i/>
-          <w:iCs/>
-        </w:rPr>
-        <w:t>Кт</w:t>
-      </w:r>
-      <w:proofErr w:type="spellEnd"/>
-      <w:r>
-        <w:rPr>
-          <w:i/>
-          <w:iCs/>
-        </w:rPr>
-        <w:t xml:space="preserve"> «Прибыли и убытки» на </w:t>
-      </w:r>
-      <w:proofErr w:type="gramStart"/>
-      <w:r>
-        <w:rPr>
-          <w:i/>
-          <w:iCs/>
-        </w:rPr>
-        <w:t>сумму  в</w:t>
-      </w:r>
-      <w:proofErr w:type="gramEnd"/>
-      <w:r>
-        <w:rPr>
-          <w:i/>
-          <w:iCs/>
-        </w:rPr>
-        <w:t xml:space="preserve"> продажных ценах.</w:t>
+        <w:t>в продажных ценах.</w:t>
       </w:r>
     </w:p>
     <w:p>
@@ -443,6 +434,7 @@
     </w:p>
     <w:p>
       <w:r>
+        <w:lastRenderedPageBreak/>
         <w:t>Продажи с 01.01.2014 по 31.03.2014</w:t>
       </w:r>
     </w:p>
@@ -2267,7 +2259,7 @@
 </file>
 
 <file path=customXml/itemProps1.xml><?xml version="1.0" encoding="utf-8"?>
-<ds:datastoreItem xmlns:ds="http://schemas.openxmlformats.org/officeDocument/2006/customXml" ds:itemID="{FF797DEE-AD93-4075-8BE6-69A939D70409}">
+<ds:datastoreItem xmlns:ds="http://schemas.openxmlformats.org/officeDocument/2006/customXml" ds:itemID="{8B26242A-1FF9-4BA5-A162-AFB39B50EBE9}">
   <ds:schemaRefs>
     <ds:schemaRef ds:uri="http://schemas.openxmlformats.org/officeDocument/2006/bibliography"/>
   </ds:schemaRefs>
